--- a/Collatio/1b/4. Edición/1b.docx
+++ b/Collatio/1b/4. Edición/1b.docx
@@ -1567,6 +1567,14 @@
       </w:r>
       <w:r>
         <w:rPr>
+          <w:rStyle w:val="Appelnotedebasdep"/>
+          <w:rFonts w:ascii="Brill" w:hAnsi="Brill"/>
+          <w:lang w:val="es-ES"/>
+        </w:rPr>
+        <w:footnoteReference w:id="24"/>
+      </w:r>
+      <w:r>
+        <w:rPr>
           <w:rFonts w:ascii="Brill" w:hAnsi="Brill"/>
           <w:lang w:val="es-ES"/>
         </w:rPr>
@@ -1846,7 +1854,7 @@
           <w:rFonts w:ascii="Brill" w:hAnsi="Brill"/>
           <w:lang w:val="es-ES"/>
         </w:rPr>
-        <w:footnoteReference w:id="24"/>
+        <w:footnoteReference w:id="25"/>
       </w:r>
       <w:r>
         <w:rPr>
@@ -1875,7 +1883,7 @@
           <w:rFonts w:ascii="Brill" w:hAnsi="Brill"/>
           <w:lang w:val="es-ES"/>
         </w:rPr>
-        <w:footnoteReference w:id="25"/>
+        <w:footnoteReference w:id="26"/>
       </w:r>
       <w:r>
         <w:rPr>
@@ -1890,7 +1898,7 @@
           <w:rFonts w:ascii="Brill" w:hAnsi="Brill"/>
           <w:lang w:val="es-ES"/>
         </w:rPr>
-        <w:footnoteReference w:id="26"/>
+        <w:footnoteReference w:id="27"/>
       </w:r>
       <w:r>
         <w:rPr>
@@ -1905,7 +1913,7 @@
           <w:rFonts w:ascii="Brill" w:hAnsi="Brill"/>
           <w:lang w:val="es-ES"/>
         </w:rPr>
-        <w:footnoteReference w:id="27"/>
+        <w:footnoteReference w:id="28"/>
       </w:r>
       <w:r>
         <w:rPr>
@@ -1927,7 +1935,7 @@
           <w:rFonts w:ascii="Brill" w:hAnsi="Brill"/>
           <w:lang w:val="es-ES"/>
         </w:rPr>
-        <w:footnoteReference w:id="28"/>
+        <w:footnoteReference w:id="29"/>
       </w:r>
       <w:r>
         <w:rPr>
@@ -1958,7 +1966,7 @@
           <w:rFonts w:ascii="Brill" w:hAnsi="Brill"/>
           <w:lang w:val="es-ES"/>
         </w:rPr>
-        <w:footnoteReference w:id="29"/>
+        <w:footnoteReference w:id="30"/>
       </w:r>
       <w:r>
         <w:rPr>
@@ -2010,7 +2018,7 @@
           <w:rFonts w:ascii="Brill" w:hAnsi="Brill"/>
           <w:lang w:val="es-ES"/>
         </w:rPr>
-        <w:footnoteReference w:id="30"/>
+        <w:footnoteReference w:id="31"/>
       </w:r>
       <w:r>
         <w:rPr>
@@ -2025,7 +2033,7 @@
           <w:rFonts w:ascii="Brill" w:hAnsi="Brill"/>
           <w:lang w:val="es-ES"/>
         </w:rPr>
-        <w:footnoteReference w:id="31"/>
+        <w:footnoteReference w:id="32"/>
       </w:r>
       <w:r>
         <w:rPr>
@@ -3727,16 +3735,7 @@
           <w:szCs w:val="20"/>
           <w:lang w:val="es-ES_tradnl"/>
         </w:rPr>
-        <w:t>.</w:t>
-      </w:r>
-      <w:r>
-        <w:rPr>
-          <w:rFonts w:ascii="Brill" w:hAnsi="Brill"/>
-          <w:sz w:val="20"/>
-          <w:szCs w:val="20"/>
-          <w:lang w:val="es-ES_tradnl"/>
-        </w:rPr>
-        <w:t xml:space="preserve"> </w:t>
+        <w:t xml:space="preserve">. </w:t>
       </w:r>
       <w:proofErr w:type="spellStart"/>
       <w:r>
@@ -4784,10 +4783,9 @@
   <w:footnote w:id="24">
     <w:p>
       <w:pPr>
-        <w:rPr>
-          <w:rFonts w:ascii="Brill" w:hAnsi="Brill"/>
-          <w:sz w:val="20"/>
-          <w:szCs w:val="20"/>
+        <w:pStyle w:val="Notedebasdepage"/>
+        <w:rPr>
+          <w:rFonts w:ascii="Brill" w:hAnsi="Brill"/>
           <w:lang w:val="es-ES_tradnl"/>
         </w:rPr>
       </w:pPr>
@@ -4795,113 +4793,52 @@
         <w:rPr>
           <w:rStyle w:val="Appelnotedebasdep"/>
           <w:rFonts w:ascii="Brill" w:hAnsi="Brill"/>
-          <w:sz w:val="20"/>
-          <w:szCs w:val="20"/>
-          <w:lang w:val="es-ES_tradnl"/>
+          <w:highlight w:val="yellow"/>
         </w:rPr>
         <w:footnoteRef/>
       </w:r>
       <w:r>
         <w:rPr>
           <w:rFonts w:ascii="Brill" w:hAnsi="Brill"/>
-          <w:sz w:val="20"/>
-          <w:szCs w:val="20"/>
-          <w:lang w:val="es-ES_tradnl"/>
+          <w:highlight w:val="yellow"/>
         </w:rPr>
         <w:t xml:space="preserve"> </w:t>
       </w:r>
       <w:r>
         <w:rPr>
           <w:rFonts w:ascii="Brill" w:hAnsi="Brill"/>
-          <w:sz w:val="20"/>
-          <w:szCs w:val="20"/>
-          <w:lang w:val="es-ES_tradnl"/>
-        </w:rPr>
-        <w:t>c</w:t>
-      </w:r>
-      <w:r>
-        <w:rPr>
-          <w:rFonts w:ascii="Brill" w:hAnsi="Brill"/>
-          <w:sz w:val="20"/>
-          <w:szCs w:val="20"/>
-          <w:lang w:val="es-ES_tradnl"/>
-        </w:rPr>
-        <w:t xml:space="preserve">uanta </w:t>
-      </w:r>
-      <w:r>
-        <w:rPr>
-          <w:rStyle w:val="Witnesses"/>
-          <w:rFonts w:ascii="Brill" w:hAnsi="Brill"/>
-          <w:b w:val="0"/>
-          <w:bCs w:val="0"/>
-          <w:sz w:val="20"/>
-          <w:szCs w:val="20"/>
-          <w:lang w:val="es-ES_tradnl"/>
-        </w:rPr>
-        <w:t>B</w:t>
-      </w:r>
-      <w:r>
-        <w:rPr>
-          <w:rStyle w:val="Witnesses"/>
-          <w:rFonts w:ascii="Brill" w:hAnsi="Brill"/>
-          <w:b w:val="0"/>
-          <w:bCs w:val="0"/>
-          <w:sz w:val="20"/>
-          <w:szCs w:val="20"/>
-          <w:lang w:val="es-ES_tradnl"/>
-        </w:rPr>
-        <w:t>DE</w:t>
-      </w:r>
-      <w:r>
-        <w:rPr>
-          <w:rStyle w:val="Witnesses"/>
-          <w:rFonts w:ascii="Brill" w:hAnsi="Brill"/>
-          <w:b w:val="0"/>
-          <w:bCs w:val="0"/>
-          <w:sz w:val="20"/>
-          <w:szCs w:val="20"/>
-          <w:lang w:val="es-ES_tradnl"/>
-        </w:rPr>
-        <w:t>HI</w:t>
-      </w:r>
-      <w:r>
-        <w:rPr>
-          <w:rFonts w:ascii="Brill" w:hAnsi="Brill"/>
-          <w:sz w:val="20"/>
-          <w:szCs w:val="20"/>
-          <w:lang w:val="es-ES_tradnl"/>
-        </w:rPr>
-        <w:t xml:space="preserve">] </w:t>
-      </w:r>
-      <w:r>
-        <w:rPr>
-          <w:rFonts w:ascii="Brill" w:hAnsi="Brill"/>
-          <w:sz w:val="20"/>
-          <w:szCs w:val="20"/>
-          <w:lang w:val="es-ES_tradnl"/>
-        </w:rPr>
-        <w:t>c</w:t>
-      </w:r>
-      <w:r>
-        <w:rPr>
-          <w:rFonts w:ascii="Brill" w:hAnsi="Brill"/>
-          <w:sz w:val="20"/>
-          <w:szCs w:val="20"/>
-          <w:lang w:val="es-ES_tradnl"/>
-        </w:rPr>
-        <w:t xml:space="preserve">uanto </w:t>
-      </w:r>
-      <w:r>
-        <w:rPr>
-          <w:rStyle w:val="Witnesses"/>
-          <w:rFonts w:ascii="Brill" w:hAnsi="Brill"/>
-          <w:b w:val="0"/>
-          <w:bCs w:val="0"/>
-          <w:sz w:val="20"/>
-          <w:szCs w:val="20"/>
-          <w:lang w:val="es-ES_tradnl"/>
-        </w:rPr>
-        <w:t>AC</w:t>
+          <w:i/>
+          <w:iCs/>
+          <w:highlight w:val="yellow"/>
+          <w:lang w:val="es-ES_tradnl"/>
+        </w:rPr>
+        <w:t>Cfr.</w:t>
+      </w:r>
+      <w:r>
+        <w:rPr>
+          <w:rFonts w:ascii="Brill" w:hAnsi="Brill"/>
+          <w:highlight w:val="yellow"/>
+          <w:lang w:val="es-ES_tradnl"/>
+        </w:rPr>
+        <w:t xml:space="preserve"> </w:t>
+      </w:r>
+      <w:proofErr w:type="spellStart"/>
+      <w:r>
+        <w:rPr>
+          <w:rFonts w:ascii="Brill" w:hAnsi="Brill"/>
+          <w:highlight w:val="yellow"/>
+          <w:lang w:val="es-ES_tradnl"/>
+        </w:rPr>
+        <w:t>Ecl</w:t>
+      </w:r>
+      <w:proofErr w:type="spellEnd"/>
+      <w:r>
+        <w:rPr>
+          <w:rFonts w:ascii="Brill" w:hAnsi="Brill"/>
+          <w:highlight w:val="yellow"/>
+          <w:lang w:val="es-ES_tradnl"/>
+        </w:rPr>
+        <w:t> 1:7.</w:t>
       </w:r>
     </w:p>
   </w:footnote>
@@ -4941,28 +4878,16 @@
           <w:szCs w:val="20"/>
           <w:lang w:val="es-ES_tradnl"/>
         </w:rPr>
-        <w:t>É</w:t>
-      </w:r>
-      <w:r>
-        <w:rPr>
-          <w:rFonts w:ascii="Brill" w:hAnsi="Brill"/>
-          <w:sz w:val="20"/>
-          <w:szCs w:val="20"/>
-          <w:lang w:val="es-ES_tradnl"/>
-        </w:rPr>
-        <w:t xml:space="preserve">l </w:t>
-      </w:r>
-      <w:r>
-        <w:rPr>
-          <w:rStyle w:val="Witnesses"/>
-          <w:rFonts w:ascii="Brill" w:hAnsi="Brill"/>
-          <w:b w:val="0"/>
-          <w:bCs w:val="0"/>
-          <w:sz w:val="20"/>
-          <w:szCs w:val="20"/>
-          <w:lang w:val="es-ES_tradnl"/>
-        </w:rPr>
-        <w:t>A</w:t>
+        <w:t>c</w:t>
+      </w:r>
+      <w:r>
+        <w:rPr>
+          <w:rFonts w:ascii="Brill" w:hAnsi="Brill"/>
+          <w:sz w:val="20"/>
+          <w:szCs w:val="20"/>
+          <w:lang w:val="es-ES_tradnl"/>
+        </w:rPr>
+        <w:t xml:space="preserve">uanta </w:t>
       </w:r>
       <w:r>
         <w:rPr>
@@ -4986,7 +4911,19 @@
           <w:szCs w:val="20"/>
           <w:lang w:val="es-ES_tradnl"/>
         </w:rPr>
-        <w:t>CI</w:t>
+        <w:t>DE</w:t>
+      </w:r>
+      <w:r>
+        <w:rPr>
+          <w:rStyle w:val="Witnesses"/>
+          <w:rFonts w:ascii="Brill" w:hAnsi="Brill"/>
+          <w:b w:val="0"/>
+          <w:bCs w:val="0"/>
+          <w:sz w:val="20"/>
+          <w:szCs w:val="20"/>
+          <w:lang w:val="es-ES_tradnl"/>
+        </w:rPr>
+        <w:t>HI</w:t>
       </w:r>
       <w:r>
         <w:rPr>
@@ -4997,78 +4934,35 @@
         </w:rPr>
         <w:t xml:space="preserve">] </w:t>
       </w:r>
-      <w:proofErr w:type="spellStart"/>
-      <w:r>
-        <w:rPr>
-          <w:rStyle w:val="Italic"/>
-          <w:rFonts w:ascii="Brill" w:hAnsi="Brill"/>
-          <w:sz w:val="20"/>
-          <w:szCs w:val="20"/>
-          <w:lang w:val="es-ES_tradnl"/>
-        </w:rPr>
-        <w:t>om</w:t>
-      </w:r>
-      <w:proofErr w:type="spellEnd"/>
-      <w:r>
-        <w:rPr>
-          <w:rStyle w:val="Italic"/>
-          <w:rFonts w:ascii="Brill" w:hAnsi="Brill"/>
-          <w:sz w:val="20"/>
-          <w:szCs w:val="20"/>
-          <w:lang w:val="es-ES_tradnl"/>
-        </w:rPr>
-        <w:t>.</w:t>
-      </w:r>
-      <w:r>
-        <w:rPr>
-          <w:rFonts w:ascii="Brill" w:hAnsi="Brill"/>
-          <w:sz w:val="20"/>
-          <w:szCs w:val="20"/>
-          <w:lang w:val="es-ES_tradnl"/>
-        </w:rPr>
-        <w:t xml:space="preserve"> </w:t>
-      </w:r>
-      <w:r>
-        <w:rPr>
-          <w:rStyle w:val="Witnesses"/>
-          <w:rFonts w:ascii="Brill" w:hAnsi="Brill"/>
-          <w:b w:val="0"/>
-          <w:bCs w:val="0"/>
-          <w:sz w:val="20"/>
-          <w:szCs w:val="20"/>
-          <w:lang w:val="es-ES_tradnl"/>
-        </w:rPr>
-        <w:t xml:space="preserve">ζ </w:t>
-      </w:r>
-      <w:r>
-        <w:rPr>
-          <w:rFonts w:ascii="Brill" w:hAnsi="Brill"/>
-          <w:sz w:val="20"/>
-          <w:szCs w:val="20"/>
-          <w:lang w:val="es-ES_tradnl"/>
-        </w:rPr>
-        <w:t xml:space="preserve">| </w:t>
-      </w:r>
-      <w:r>
-        <w:rPr>
-          <w:rFonts w:ascii="Brill" w:hAnsi="Brill"/>
-          <w:sz w:val="20"/>
-          <w:szCs w:val="20"/>
-          <w:lang w:val="es-ES_tradnl"/>
-        </w:rPr>
-        <w:t xml:space="preserve">ella </w:t>
-      </w:r>
-      <w:r>
-        <w:rPr>
-          <w:rStyle w:val="Witnesses"/>
-          <w:rFonts w:ascii="Brill" w:hAnsi="Brill"/>
-          <w:b w:val="0"/>
-          <w:bCs w:val="0"/>
-          <w:sz w:val="20"/>
-          <w:szCs w:val="20"/>
-          <w:lang w:val="es-ES_tradnl"/>
-        </w:rPr>
-        <w:t>H</w:t>
+      <w:r>
+        <w:rPr>
+          <w:rFonts w:ascii="Brill" w:hAnsi="Brill"/>
+          <w:sz w:val="20"/>
+          <w:szCs w:val="20"/>
+          <w:lang w:val="es-ES_tradnl"/>
+        </w:rPr>
+        <w:t>c</w:t>
+      </w:r>
+      <w:r>
+        <w:rPr>
+          <w:rFonts w:ascii="Brill" w:hAnsi="Brill"/>
+          <w:sz w:val="20"/>
+          <w:szCs w:val="20"/>
+          <w:lang w:val="es-ES_tradnl"/>
+        </w:rPr>
+        <w:t xml:space="preserve">uanto </w:t>
+      </w:r>
+      <w:r>
+        <w:rPr>
+          <w:rStyle w:val="Witnesses"/>
+          <w:rFonts w:ascii="Brill" w:hAnsi="Brill"/>
+          <w:b w:val="0"/>
+          <w:bCs w:val="0"/>
+          <w:sz w:val="20"/>
+          <w:szCs w:val="20"/>
+          <w:lang w:val="es-ES_tradnl"/>
+        </w:rPr>
+        <w:t>AC</w:t>
       </w:r>
     </w:p>
   </w:footnote>
@@ -5099,7 +4993,25 @@
           <w:szCs w:val="20"/>
           <w:lang w:val="es-ES_tradnl"/>
         </w:rPr>
-        <w:t xml:space="preserve"> quisiere </w:t>
+        <w:t xml:space="preserve"> </w:t>
+      </w:r>
+      <w:r>
+        <w:rPr>
+          <w:rFonts w:ascii="Brill" w:hAnsi="Brill"/>
+          <w:sz w:val="20"/>
+          <w:szCs w:val="20"/>
+          <w:lang w:val="es-ES_tradnl"/>
+        </w:rPr>
+        <w:t>É</w:t>
+      </w:r>
+      <w:r>
+        <w:rPr>
+          <w:rFonts w:ascii="Brill" w:hAnsi="Brill"/>
+          <w:sz w:val="20"/>
+          <w:szCs w:val="20"/>
+          <w:lang w:val="es-ES_tradnl"/>
+        </w:rPr>
+        <w:t xml:space="preserve">l </w:t>
       </w:r>
       <w:r>
         <w:rPr>
@@ -5123,7 +5035,89 @@
           <w:szCs w:val="20"/>
           <w:lang w:val="es-ES_tradnl"/>
         </w:rPr>
-        <w:t>DE</w:t>
+        <w:t>B</w:t>
+      </w:r>
+      <w:r>
+        <w:rPr>
+          <w:rStyle w:val="Witnesses"/>
+          <w:rFonts w:ascii="Brill" w:hAnsi="Brill"/>
+          <w:b w:val="0"/>
+          <w:bCs w:val="0"/>
+          <w:sz w:val="20"/>
+          <w:szCs w:val="20"/>
+          <w:lang w:val="es-ES_tradnl"/>
+        </w:rPr>
+        <w:t>CI</w:t>
+      </w:r>
+      <w:r>
+        <w:rPr>
+          <w:rFonts w:ascii="Brill" w:hAnsi="Brill"/>
+          <w:sz w:val="20"/>
+          <w:szCs w:val="20"/>
+          <w:lang w:val="es-ES_tradnl"/>
+        </w:rPr>
+        <w:t xml:space="preserve">] </w:t>
+      </w:r>
+      <w:proofErr w:type="spellStart"/>
+      <w:r>
+        <w:rPr>
+          <w:rStyle w:val="Italic"/>
+          <w:rFonts w:ascii="Brill" w:hAnsi="Brill"/>
+          <w:sz w:val="20"/>
+          <w:szCs w:val="20"/>
+          <w:lang w:val="es-ES_tradnl"/>
+        </w:rPr>
+        <w:t>om</w:t>
+      </w:r>
+      <w:proofErr w:type="spellEnd"/>
+      <w:r>
+        <w:rPr>
+          <w:rStyle w:val="Italic"/>
+          <w:rFonts w:ascii="Brill" w:hAnsi="Brill"/>
+          <w:sz w:val="20"/>
+          <w:szCs w:val="20"/>
+          <w:lang w:val="es-ES_tradnl"/>
+        </w:rPr>
+        <w:t>.</w:t>
+      </w:r>
+      <w:r>
+        <w:rPr>
+          <w:rFonts w:ascii="Brill" w:hAnsi="Brill"/>
+          <w:sz w:val="20"/>
+          <w:szCs w:val="20"/>
+          <w:lang w:val="es-ES_tradnl"/>
+        </w:rPr>
+        <w:t xml:space="preserve"> </w:t>
+      </w:r>
+      <w:r>
+        <w:rPr>
+          <w:rStyle w:val="Witnesses"/>
+          <w:rFonts w:ascii="Brill" w:hAnsi="Brill"/>
+          <w:b w:val="0"/>
+          <w:bCs w:val="0"/>
+          <w:sz w:val="20"/>
+          <w:szCs w:val="20"/>
+          <w:lang w:val="es-ES_tradnl"/>
+        </w:rPr>
+        <w:t xml:space="preserve">ζ </w:t>
+      </w:r>
+      <w:r>
+        <w:rPr>
+          <w:rFonts w:ascii="Brill" w:hAnsi="Brill"/>
+          <w:sz w:val="20"/>
+          <w:szCs w:val="20"/>
+          <w:lang w:val="es-ES_tradnl"/>
+        </w:rPr>
+        <w:t xml:space="preserve">| </w:t>
+      </w:r>
+      <w:r>
+        <w:rPr>
+          <w:rFonts w:ascii="Brill" w:hAnsi="Brill"/>
+          <w:sz w:val="20"/>
+          <w:szCs w:val="20"/>
+          <w:lang w:val="es-ES_tradnl"/>
+        </w:rPr>
+        <w:t xml:space="preserve">ella </w:t>
       </w:r>
       <w:r>
         <w:rPr>
@@ -5136,36 +5130,16 @@
           <w:lang w:val="es-ES_tradnl"/>
         </w:rPr>
         <w:t>H</w:t>
-      </w:r>
-      <w:r>
-        <w:rPr>
-          <w:rFonts w:ascii="Brill" w:hAnsi="Brill"/>
-          <w:sz w:val="20"/>
-          <w:szCs w:val="20"/>
-          <w:lang w:val="es-ES_tradnl"/>
-        </w:rPr>
-        <w:t xml:space="preserve">] quiere </w:t>
-      </w:r>
-      <w:r>
-        <w:rPr>
-          <w:rStyle w:val="Witnesses"/>
-          <w:rFonts w:ascii="Brill" w:hAnsi="Brill"/>
-          <w:b w:val="0"/>
-          <w:bCs w:val="0"/>
-          <w:sz w:val="20"/>
-          <w:szCs w:val="20"/>
-          <w:lang w:val="es-ES_tradnl"/>
-        </w:rPr>
-        <w:t>BCI</w:t>
       </w:r>
     </w:p>
   </w:footnote>
   <w:footnote w:id="27">
     <w:p>
       <w:pPr>
-        <w:pStyle w:val="Notedebasdepage"/>
-        <w:rPr>
-          <w:rFonts w:ascii="Brill" w:hAnsi="Brill"/>
+        <w:rPr>
+          <w:rFonts w:ascii="Brill" w:hAnsi="Brill"/>
+          <w:sz w:val="20"/>
+          <w:szCs w:val="20"/>
           <w:lang w:val="es-ES_tradnl"/>
         </w:rPr>
       </w:pPr>
@@ -5173,40 +5147,86 @@
         <w:rPr>
           <w:rStyle w:val="Appelnotedebasdep"/>
           <w:rFonts w:ascii="Brill" w:hAnsi="Brill"/>
+          <w:sz w:val="20"/>
+          <w:szCs w:val="20"/>
+          <w:lang w:val="es-ES_tradnl"/>
         </w:rPr>
         <w:footnoteRef/>
       </w:r>
       <w:r>
         <w:rPr>
           <w:rFonts w:ascii="Brill" w:hAnsi="Brill"/>
-        </w:rPr>
-        <w:t xml:space="preserve"> </w:t>
-      </w:r>
-      <w:r>
-        <w:rPr>
-          <w:rFonts w:ascii="Brill" w:hAnsi="Brill"/>
-          <w:lang w:val="es-ES_tradnl"/>
-        </w:rPr>
-        <w:t xml:space="preserve">Fin del capítulo </w:t>
-      </w:r>
-      <w:r>
-        <w:rPr>
-          <w:rStyle w:val="Witnesses"/>
-          <w:rFonts w:ascii="Brill" w:hAnsi="Brill"/>
-          <w:b w:val="0"/>
-          <w:bCs w:val="0"/>
-        </w:rPr>
-        <w:t>ζ.</w:t>
+          <w:sz w:val="20"/>
+          <w:szCs w:val="20"/>
+          <w:lang w:val="es-ES_tradnl"/>
+        </w:rPr>
+        <w:t xml:space="preserve"> quisiere </w:t>
+      </w:r>
+      <w:r>
+        <w:rPr>
+          <w:rStyle w:val="Witnesses"/>
+          <w:rFonts w:ascii="Brill" w:hAnsi="Brill"/>
+          <w:b w:val="0"/>
+          <w:bCs w:val="0"/>
+          <w:sz w:val="20"/>
+          <w:szCs w:val="20"/>
+          <w:lang w:val="es-ES_tradnl"/>
+        </w:rPr>
+        <w:t>A</w:t>
+      </w:r>
+      <w:r>
+        <w:rPr>
+          <w:rStyle w:val="Witnesses"/>
+          <w:rFonts w:ascii="Brill" w:hAnsi="Brill"/>
+          <w:b w:val="0"/>
+          <w:bCs w:val="0"/>
+          <w:sz w:val="20"/>
+          <w:szCs w:val="20"/>
+          <w:lang w:val="es-ES_tradnl"/>
+        </w:rPr>
+        <w:t>DE</w:t>
+      </w:r>
+      <w:r>
+        <w:rPr>
+          <w:rStyle w:val="Witnesses"/>
+          <w:rFonts w:ascii="Brill" w:hAnsi="Brill"/>
+          <w:b w:val="0"/>
+          <w:bCs w:val="0"/>
+          <w:sz w:val="20"/>
+          <w:szCs w:val="20"/>
+          <w:lang w:val="es-ES_tradnl"/>
+        </w:rPr>
+        <w:t>H</w:t>
+      </w:r>
+      <w:r>
+        <w:rPr>
+          <w:rFonts w:ascii="Brill" w:hAnsi="Brill"/>
+          <w:sz w:val="20"/>
+          <w:szCs w:val="20"/>
+          <w:lang w:val="es-ES_tradnl"/>
+        </w:rPr>
+        <w:t xml:space="preserve">] quiere </w:t>
+      </w:r>
+      <w:r>
+        <w:rPr>
+          <w:rStyle w:val="Witnesses"/>
+          <w:rFonts w:ascii="Brill" w:hAnsi="Brill"/>
+          <w:b w:val="0"/>
+          <w:bCs w:val="0"/>
+          <w:sz w:val="20"/>
+          <w:szCs w:val="20"/>
+          <w:lang w:val="es-ES_tradnl"/>
+        </w:rPr>
+        <w:t>BCI</w:t>
       </w:r>
     </w:p>
   </w:footnote>
   <w:footnote w:id="28">
     <w:p>
       <w:pPr>
-        <w:rPr>
-          <w:rFonts w:ascii="Brill" w:hAnsi="Brill"/>
-          <w:sz w:val="20"/>
-          <w:szCs w:val="20"/>
+        <w:pStyle w:val="Notedebasdepage"/>
+        <w:rPr>
+          <w:rFonts w:ascii="Brill" w:hAnsi="Brill"/>
           <w:lang w:val="es-ES_tradnl"/>
         </w:rPr>
       </w:pPr>
@@ -5214,84 +5234,30 @@
         <w:rPr>
           <w:rStyle w:val="Appelnotedebasdep"/>
           <w:rFonts w:ascii="Brill" w:hAnsi="Brill"/>
-          <w:sz w:val="20"/>
-          <w:szCs w:val="20"/>
-          <w:lang w:val="es-ES_tradnl"/>
         </w:rPr>
         <w:footnoteRef/>
       </w:r>
       <w:r>
         <w:rPr>
           <w:rFonts w:ascii="Brill" w:hAnsi="Brill"/>
-          <w:sz w:val="20"/>
-          <w:szCs w:val="20"/>
-          <w:lang w:val="es-ES_tradnl"/>
-        </w:rPr>
-        <w:t xml:space="preserve"> e </w:t>
-      </w:r>
-      <w:r>
-        <w:rPr>
-          <w:rStyle w:val="Witnesses"/>
-          <w:rFonts w:ascii="Brill" w:hAnsi="Brill"/>
-          <w:b w:val="0"/>
-          <w:bCs w:val="0"/>
-          <w:sz w:val="20"/>
-          <w:szCs w:val="20"/>
-          <w:lang w:val="es-ES_tradnl"/>
-        </w:rPr>
-        <w:t>BCH</w:t>
-      </w:r>
-      <w:r>
-        <w:rPr>
-          <w:rFonts w:ascii="Brill" w:hAnsi="Brill"/>
-          <w:sz w:val="20"/>
-          <w:szCs w:val="20"/>
-          <w:lang w:val="es-ES_tradnl"/>
-        </w:rPr>
-        <w:t xml:space="preserve">] </w:t>
-      </w:r>
-      <w:proofErr w:type="spellStart"/>
-      <w:r>
-        <w:rPr>
-          <w:rStyle w:val="Italic"/>
-          <w:rFonts w:ascii="Brill" w:hAnsi="Brill"/>
-          <w:sz w:val="20"/>
-          <w:szCs w:val="20"/>
-          <w:lang w:val="es-ES_tradnl"/>
-        </w:rPr>
-        <w:t>om</w:t>
-      </w:r>
-      <w:proofErr w:type="spellEnd"/>
-      <w:r>
-        <w:rPr>
-          <w:rStyle w:val="Italic"/>
-          <w:rFonts w:ascii="Brill" w:hAnsi="Brill"/>
-          <w:sz w:val="20"/>
-          <w:szCs w:val="20"/>
-          <w:lang w:val="es-ES_tradnl"/>
-        </w:rPr>
-        <w:t>.</w:t>
-      </w:r>
-      <w:r>
-        <w:rPr>
-          <w:rFonts w:ascii="Brill" w:hAnsi="Brill"/>
-          <w:sz w:val="20"/>
-          <w:szCs w:val="20"/>
-          <w:lang w:val="es-ES_tradnl"/>
         </w:rPr>
         <w:t xml:space="preserve"> </w:t>
       </w:r>
       <w:r>
         <w:rPr>
-          <w:rStyle w:val="Witnesses"/>
-          <w:rFonts w:ascii="Brill" w:hAnsi="Brill"/>
-          <w:b w:val="0"/>
-          <w:bCs w:val="0"/>
-          <w:sz w:val="20"/>
-          <w:szCs w:val="20"/>
-          <w:lang w:val="es-ES_tradnl"/>
-        </w:rPr>
-        <w:t>AI</w:t>
+          <w:rFonts w:ascii="Brill" w:hAnsi="Brill"/>
+          <w:lang w:val="es-ES_tradnl"/>
+        </w:rPr>
+        <w:t xml:space="preserve">Fin del capítulo </w:t>
+      </w:r>
+      <w:r>
+        <w:rPr>
+          <w:rStyle w:val="Witnesses"/>
+          <w:rFonts w:ascii="Brill" w:hAnsi="Brill"/>
+          <w:b w:val="0"/>
+          <w:bCs w:val="0"/>
+        </w:rPr>
+        <w:t>ζ.</w:t>
       </w:r>
     </w:p>
   </w:footnote>
@@ -5322,153 +5288,71 @@
           <w:szCs w:val="20"/>
           <w:lang w:val="es-ES_tradnl"/>
         </w:rPr>
+        <w:t xml:space="preserve"> e </w:t>
+      </w:r>
+      <w:r>
+        <w:rPr>
+          <w:rStyle w:val="Witnesses"/>
+          <w:rFonts w:ascii="Brill" w:hAnsi="Brill"/>
+          <w:b w:val="0"/>
+          <w:bCs w:val="0"/>
+          <w:sz w:val="20"/>
+          <w:szCs w:val="20"/>
+          <w:lang w:val="es-ES_tradnl"/>
+        </w:rPr>
+        <w:t>BCH</w:t>
+      </w:r>
+      <w:r>
+        <w:rPr>
+          <w:rFonts w:ascii="Brill" w:hAnsi="Brill"/>
+          <w:sz w:val="20"/>
+          <w:szCs w:val="20"/>
+          <w:lang w:val="es-ES_tradnl"/>
+        </w:rPr>
+        <w:t xml:space="preserve">] </w:t>
+      </w:r>
+      <w:proofErr w:type="spellStart"/>
+      <w:r>
+        <w:rPr>
+          <w:rStyle w:val="Italic"/>
+          <w:rFonts w:ascii="Brill" w:hAnsi="Brill"/>
+          <w:sz w:val="20"/>
+          <w:szCs w:val="20"/>
+          <w:lang w:val="es-ES_tradnl"/>
+        </w:rPr>
+        <w:t>om</w:t>
+      </w:r>
+      <w:proofErr w:type="spellEnd"/>
+      <w:r>
+        <w:rPr>
+          <w:rStyle w:val="Italic"/>
+          <w:rFonts w:ascii="Brill" w:hAnsi="Brill"/>
+          <w:sz w:val="20"/>
+          <w:szCs w:val="20"/>
+          <w:lang w:val="es-ES_tradnl"/>
+        </w:rPr>
+        <w:t>.</w:t>
+      </w:r>
+      <w:r>
+        <w:rPr>
+          <w:rFonts w:ascii="Brill" w:hAnsi="Brill"/>
+          <w:sz w:val="20"/>
+          <w:szCs w:val="20"/>
+          <w:lang w:val="es-ES_tradnl"/>
+        </w:rPr>
         <w:t xml:space="preserve"> </w:t>
       </w:r>
-      <w:proofErr w:type="spellStart"/>
-      <w:r>
-        <w:rPr>
-          <w:rFonts w:ascii="Brill" w:hAnsi="Brill"/>
-          <w:sz w:val="20"/>
-          <w:szCs w:val="20"/>
-          <w:lang w:val="es-ES_tradnl"/>
-        </w:rPr>
-        <w:t>e</w:t>
-      </w:r>
-      <w:proofErr w:type="spellEnd"/>
-      <w:r>
-        <w:rPr>
-          <w:rFonts w:ascii="Brill" w:hAnsi="Brill"/>
-          <w:sz w:val="20"/>
-          <w:szCs w:val="20"/>
-          <w:lang w:val="es-ES_tradnl"/>
-        </w:rPr>
-        <w:t xml:space="preserve"> tan </w:t>
-      </w:r>
-      <w:r>
-        <w:rPr>
-          <w:rStyle w:val="Witnesses"/>
-          <w:rFonts w:ascii="Brill" w:hAnsi="Brill"/>
-          <w:b w:val="0"/>
-          <w:bCs w:val="0"/>
-          <w:sz w:val="20"/>
-          <w:szCs w:val="20"/>
-          <w:lang w:val="es-ES_tradnl"/>
-        </w:rPr>
-        <w:t>AC</w:t>
-      </w:r>
-      <w:r>
-        <w:rPr>
-          <w:rFonts w:ascii="Brill" w:hAnsi="Brill"/>
-          <w:sz w:val="20"/>
-          <w:szCs w:val="20"/>
-          <w:lang w:val="es-ES_tradnl"/>
-        </w:rPr>
-        <w:t xml:space="preserve">] </w:t>
-      </w:r>
-      <w:proofErr w:type="spellStart"/>
-      <w:r>
-        <w:rPr>
-          <w:rStyle w:val="Italic"/>
-          <w:rFonts w:ascii="Brill" w:hAnsi="Brill"/>
-          <w:sz w:val="20"/>
-          <w:szCs w:val="20"/>
-          <w:lang w:val="es-ES_tradnl"/>
-        </w:rPr>
-        <w:t>om</w:t>
-      </w:r>
-      <w:proofErr w:type="spellEnd"/>
-      <w:r>
-        <w:rPr>
-          <w:rStyle w:val="Italic"/>
-          <w:rFonts w:ascii="Brill" w:hAnsi="Brill"/>
-          <w:sz w:val="20"/>
-          <w:szCs w:val="20"/>
-          <w:lang w:val="es-ES_tradnl"/>
-        </w:rPr>
-        <w:t>.</w:t>
-      </w:r>
-      <w:r>
-        <w:rPr>
-          <w:rFonts w:ascii="Brill" w:hAnsi="Brill"/>
-          <w:sz w:val="20"/>
-          <w:szCs w:val="20"/>
-          <w:lang w:val="es-ES_tradnl"/>
-        </w:rPr>
-        <w:t xml:space="preserve"> </w:t>
-      </w:r>
-      <w:r>
-        <w:rPr>
-          <w:rStyle w:val="Witnesses"/>
-          <w:rFonts w:ascii="Brill" w:hAnsi="Brill"/>
-          <w:b w:val="0"/>
-          <w:bCs w:val="0"/>
-          <w:sz w:val="20"/>
-          <w:szCs w:val="20"/>
-          <w:lang w:val="es-ES_tradnl"/>
-        </w:rPr>
-        <w:t>η</w:t>
-      </w:r>
-      <w:r>
-        <w:rPr>
-          <w:rStyle w:val="Witnesses"/>
-          <w:rFonts w:ascii="Brill" w:hAnsi="Brill"/>
-          <w:b w:val="0"/>
-          <w:bCs w:val="0"/>
-          <w:sz w:val="20"/>
-          <w:szCs w:val="20"/>
-          <w:lang w:val="es-ES_tradnl"/>
-        </w:rPr>
-        <w:t xml:space="preserve"> </w:t>
-      </w:r>
-      <w:r>
-        <w:rPr>
-          <w:rFonts w:ascii="Brill" w:hAnsi="Brill"/>
-          <w:sz w:val="20"/>
-          <w:szCs w:val="20"/>
-          <w:lang w:val="es-ES_tradnl"/>
-        </w:rPr>
-        <w:t xml:space="preserve">| </w:t>
-      </w:r>
-      <w:proofErr w:type="spellStart"/>
-      <w:r>
-        <w:rPr>
-          <w:rFonts w:ascii="Brill" w:hAnsi="Brill"/>
-          <w:sz w:val="20"/>
-          <w:szCs w:val="20"/>
-          <w:lang w:val="es-ES_tradnl"/>
-        </w:rPr>
-        <w:t>c</w:t>
-      </w:r>
-      <w:r>
-        <w:rPr>
-          <w:rFonts w:ascii="Brill" w:hAnsi="Brill"/>
-          <w:sz w:val="20"/>
-          <w:szCs w:val="20"/>
-          <w:lang w:val="es-ES_tradnl"/>
-        </w:rPr>
-        <w:t>uant</w:t>
-      </w:r>
-      <w:proofErr w:type="spellEnd"/>
-      <w:r>
-        <w:rPr>
-          <w:rFonts w:ascii="Brill" w:hAnsi="Brill"/>
-          <w:sz w:val="20"/>
-          <w:szCs w:val="20"/>
-          <w:lang w:val="es-ES_tradnl"/>
-        </w:rPr>
-        <w:t xml:space="preserve"> </w:t>
-      </w:r>
-      <w:r>
-        <w:rPr>
-          <w:rStyle w:val="Witnesses"/>
-          <w:rFonts w:ascii="Brill" w:hAnsi="Brill"/>
-          <w:b w:val="0"/>
-          <w:bCs w:val="0"/>
-          <w:sz w:val="20"/>
-          <w:szCs w:val="20"/>
-          <w:lang w:val="es-ES_tradnl"/>
-        </w:rPr>
-        <w:t>H</w:t>
+      <w:r>
+        <w:rPr>
+          <w:rStyle w:val="Witnesses"/>
+          <w:rFonts w:ascii="Brill" w:hAnsi="Brill"/>
+          <w:b w:val="0"/>
+          <w:bCs w:val="0"/>
+          <w:sz w:val="20"/>
+          <w:szCs w:val="20"/>
+          <w:lang w:val="es-ES_tradnl"/>
+        </w:rPr>
+        <w:t>AI</w:t>
       </w:r>
     </w:p>
   </w:footnote>
@@ -5499,52 +5383,129 @@
           <w:szCs w:val="20"/>
           <w:lang w:val="es-ES_tradnl"/>
         </w:rPr>
-        <w:t xml:space="preserve"> encubre </w:t>
-      </w:r>
-      <w:r>
-        <w:rPr>
-          <w:rStyle w:val="Witnesses"/>
-          <w:rFonts w:ascii="Brill" w:hAnsi="Brill"/>
-          <w:b w:val="0"/>
-          <w:bCs w:val="0"/>
-          <w:sz w:val="20"/>
-          <w:szCs w:val="20"/>
-          <w:lang w:val="es-ES_tradnl"/>
-        </w:rPr>
-        <w:t>A</w:t>
-      </w:r>
-      <w:r>
-        <w:rPr>
-          <w:rStyle w:val="Witnesses"/>
-          <w:rFonts w:ascii="Brill" w:hAnsi="Brill"/>
-          <w:b w:val="0"/>
-          <w:bCs w:val="0"/>
-          <w:sz w:val="20"/>
-          <w:szCs w:val="20"/>
-          <w:lang w:val="es-ES_tradnl"/>
-        </w:rPr>
-        <w:t>B</w:t>
-      </w:r>
-      <w:r>
-        <w:rPr>
-          <w:rStyle w:val="Witnesses"/>
-          <w:rFonts w:ascii="Brill" w:hAnsi="Brill"/>
-          <w:b w:val="0"/>
-          <w:bCs w:val="0"/>
-          <w:sz w:val="20"/>
-          <w:szCs w:val="20"/>
-          <w:lang w:val="es-ES_tradnl"/>
-        </w:rPr>
-        <w:t>C</w:t>
-      </w:r>
-      <w:r>
-        <w:rPr>
-          <w:rFonts w:ascii="Brill" w:hAnsi="Brill"/>
-          <w:sz w:val="20"/>
-          <w:szCs w:val="20"/>
-          <w:lang w:val="es-ES_tradnl"/>
-        </w:rPr>
-        <w:t xml:space="preserve">] encubrir </w:t>
+        <w:t xml:space="preserve"> </w:t>
+      </w:r>
+      <w:proofErr w:type="spellStart"/>
+      <w:r>
+        <w:rPr>
+          <w:rFonts w:ascii="Brill" w:hAnsi="Brill"/>
+          <w:sz w:val="20"/>
+          <w:szCs w:val="20"/>
+          <w:lang w:val="es-ES_tradnl"/>
+        </w:rPr>
+        <w:t>e</w:t>
+      </w:r>
+      <w:proofErr w:type="spellEnd"/>
+      <w:r>
+        <w:rPr>
+          <w:rFonts w:ascii="Brill" w:hAnsi="Brill"/>
+          <w:sz w:val="20"/>
+          <w:szCs w:val="20"/>
+          <w:lang w:val="es-ES_tradnl"/>
+        </w:rPr>
+        <w:t xml:space="preserve"> tan </w:t>
+      </w:r>
+      <w:r>
+        <w:rPr>
+          <w:rStyle w:val="Witnesses"/>
+          <w:rFonts w:ascii="Brill" w:hAnsi="Brill"/>
+          <w:b w:val="0"/>
+          <w:bCs w:val="0"/>
+          <w:sz w:val="20"/>
+          <w:szCs w:val="20"/>
+          <w:lang w:val="es-ES_tradnl"/>
+        </w:rPr>
+        <w:t>AC</w:t>
+      </w:r>
+      <w:r>
+        <w:rPr>
+          <w:rFonts w:ascii="Brill" w:hAnsi="Brill"/>
+          <w:sz w:val="20"/>
+          <w:szCs w:val="20"/>
+          <w:lang w:val="es-ES_tradnl"/>
+        </w:rPr>
+        <w:t xml:space="preserve">] </w:t>
+      </w:r>
+      <w:proofErr w:type="spellStart"/>
+      <w:r>
+        <w:rPr>
+          <w:rStyle w:val="Italic"/>
+          <w:rFonts w:ascii="Brill" w:hAnsi="Brill"/>
+          <w:sz w:val="20"/>
+          <w:szCs w:val="20"/>
+          <w:lang w:val="es-ES_tradnl"/>
+        </w:rPr>
+        <w:t>om</w:t>
+      </w:r>
+      <w:proofErr w:type="spellEnd"/>
+      <w:r>
+        <w:rPr>
+          <w:rStyle w:val="Italic"/>
+          <w:rFonts w:ascii="Brill" w:hAnsi="Brill"/>
+          <w:sz w:val="20"/>
+          <w:szCs w:val="20"/>
+          <w:lang w:val="es-ES_tradnl"/>
+        </w:rPr>
+        <w:t>.</w:t>
+      </w:r>
+      <w:r>
+        <w:rPr>
+          <w:rFonts w:ascii="Brill" w:hAnsi="Brill"/>
+          <w:sz w:val="20"/>
+          <w:szCs w:val="20"/>
+          <w:lang w:val="es-ES_tradnl"/>
+        </w:rPr>
+        <w:t xml:space="preserve"> </w:t>
+      </w:r>
+      <w:r>
+        <w:rPr>
+          <w:rStyle w:val="Witnesses"/>
+          <w:rFonts w:ascii="Brill" w:hAnsi="Brill"/>
+          <w:b w:val="0"/>
+          <w:bCs w:val="0"/>
+          <w:sz w:val="20"/>
+          <w:szCs w:val="20"/>
+          <w:lang w:val="es-ES_tradnl"/>
+        </w:rPr>
+        <w:t xml:space="preserve">η </w:t>
+      </w:r>
+      <w:r>
+        <w:rPr>
+          <w:rFonts w:ascii="Brill" w:hAnsi="Brill"/>
+          <w:sz w:val="20"/>
+          <w:szCs w:val="20"/>
+          <w:lang w:val="es-ES_tradnl"/>
+        </w:rPr>
+        <w:t xml:space="preserve">| </w:t>
+      </w:r>
+      <w:proofErr w:type="spellStart"/>
+      <w:r>
+        <w:rPr>
+          <w:rFonts w:ascii="Brill" w:hAnsi="Brill"/>
+          <w:sz w:val="20"/>
+          <w:szCs w:val="20"/>
+          <w:lang w:val="es-ES_tradnl"/>
+        </w:rPr>
+        <w:t>c</w:t>
+      </w:r>
+      <w:r>
+        <w:rPr>
+          <w:rFonts w:ascii="Brill" w:hAnsi="Brill"/>
+          <w:sz w:val="20"/>
+          <w:szCs w:val="20"/>
+          <w:lang w:val="es-ES_tradnl"/>
+        </w:rPr>
+        <w:t>uant</w:t>
+      </w:r>
+      <w:proofErr w:type="spellEnd"/>
+      <w:r>
+        <w:rPr>
+          <w:rFonts w:ascii="Brill" w:hAnsi="Brill"/>
+          <w:sz w:val="20"/>
+          <w:szCs w:val="20"/>
+          <w:lang w:val="es-ES_tradnl"/>
+        </w:rPr>
+        <w:t xml:space="preserve"> </w:t>
       </w:r>
       <w:r>
         <w:rPr>
@@ -5557,31 +5518,119 @@
           <w:lang w:val="es-ES_tradnl"/>
         </w:rPr>
         <w:t>H</w:t>
-      </w:r>
-      <w:r>
-        <w:rPr>
-          <w:rFonts w:ascii="Brill" w:hAnsi="Brill"/>
-          <w:sz w:val="20"/>
-          <w:szCs w:val="20"/>
-          <w:lang w:val="es-ES_tradnl"/>
-        </w:rPr>
-        <w:t xml:space="preserve"> | se encubren </w:t>
-      </w:r>
-      <w:r>
-        <w:rPr>
-          <w:rStyle w:val="Witnesses"/>
-          <w:rFonts w:ascii="Brill" w:hAnsi="Brill"/>
-          <w:b w:val="0"/>
-          <w:bCs w:val="0"/>
-          <w:sz w:val="20"/>
-          <w:szCs w:val="20"/>
-          <w:lang w:val="es-ES_tradnl"/>
-        </w:rPr>
-        <w:t>I</w:t>
       </w:r>
     </w:p>
   </w:footnote>
   <w:footnote w:id="31">
+    <w:p>
+      <w:pPr>
+        <w:rPr>
+          <w:rFonts w:ascii="Brill" w:hAnsi="Brill"/>
+          <w:sz w:val="20"/>
+          <w:szCs w:val="20"/>
+          <w:lang w:val="es-ES_tradnl"/>
+        </w:rPr>
+      </w:pPr>
+      <w:r>
+        <w:rPr>
+          <w:rStyle w:val="Appelnotedebasdep"/>
+          <w:rFonts w:ascii="Brill" w:hAnsi="Brill"/>
+          <w:sz w:val="20"/>
+          <w:szCs w:val="20"/>
+          <w:lang w:val="es-ES_tradnl"/>
+        </w:rPr>
+        <w:footnoteRef/>
+      </w:r>
+      <w:r>
+        <w:rPr>
+          <w:rFonts w:ascii="Brill" w:hAnsi="Brill"/>
+          <w:sz w:val="20"/>
+          <w:szCs w:val="20"/>
+          <w:lang w:val="es-ES_tradnl"/>
+        </w:rPr>
+        <w:t xml:space="preserve"> encubre </w:t>
+      </w:r>
+      <w:r>
+        <w:rPr>
+          <w:rStyle w:val="Witnesses"/>
+          <w:rFonts w:ascii="Brill" w:hAnsi="Brill"/>
+          <w:b w:val="0"/>
+          <w:bCs w:val="0"/>
+          <w:sz w:val="20"/>
+          <w:szCs w:val="20"/>
+          <w:lang w:val="es-ES_tradnl"/>
+        </w:rPr>
+        <w:t>A</w:t>
+      </w:r>
+      <w:r>
+        <w:rPr>
+          <w:rStyle w:val="Witnesses"/>
+          <w:rFonts w:ascii="Brill" w:hAnsi="Brill"/>
+          <w:b w:val="0"/>
+          <w:bCs w:val="0"/>
+          <w:sz w:val="20"/>
+          <w:szCs w:val="20"/>
+          <w:lang w:val="es-ES_tradnl"/>
+        </w:rPr>
+        <w:t>B</w:t>
+      </w:r>
+      <w:r>
+        <w:rPr>
+          <w:rStyle w:val="Witnesses"/>
+          <w:rFonts w:ascii="Brill" w:hAnsi="Brill"/>
+          <w:b w:val="0"/>
+          <w:bCs w:val="0"/>
+          <w:sz w:val="20"/>
+          <w:szCs w:val="20"/>
+          <w:lang w:val="es-ES_tradnl"/>
+        </w:rPr>
+        <w:t>C</w:t>
+      </w:r>
+      <w:r>
+        <w:rPr>
+          <w:rFonts w:ascii="Brill" w:hAnsi="Brill"/>
+          <w:sz w:val="20"/>
+          <w:szCs w:val="20"/>
+          <w:lang w:val="es-ES_tradnl"/>
+        </w:rPr>
+        <w:t xml:space="preserve">] encubrir </w:t>
+      </w:r>
+      <w:r>
+        <w:rPr>
+          <w:rStyle w:val="Witnesses"/>
+          <w:rFonts w:ascii="Brill" w:hAnsi="Brill"/>
+          <w:b w:val="0"/>
+          <w:bCs w:val="0"/>
+          <w:sz w:val="20"/>
+          <w:szCs w:val="20"/>
+          <w:lang w:val="es-ES_tradnl"/>
+        </w:rPr>
+        <w:t>H</w:t>
+      </w:r>
+      <w:r>
+        <w:rPr>
+          <w:rFonts w:ascii="Brill" w:hAnsi="Brill"/>
+          <w:sz w:val="20"/>
+          <w:szCs w:val="20"/>
+          <w:lang w:val="es-ES_tradnl"/>
+        </w:rPr>
+        <w:t xml:space="preserve"> | se encubren </w:t>
+      </w:r>
+      <w:r>
+        <w:rPr>
+          <w:rStyle w:val="Witnesses"/>
+          <w:rFonts w:ascii="Brill" w:hAnsi="Brill"/>
+          <w:b w:val="0"/>
+          <w:bCs w:val="0"/>
+          <w:sz w:val="20"/>
+          <w:szCs w:val="20"/>
+          <w:lang w:val="es-ES_tradnl"/>
+        </w:rPr>
+        <w:t>I</w:t>
+      </w:r>
+    </w:p>
+  </w:footnote>
+  <w:footnote w:id="32">
     <w:p>
       <w:pPr>
         <w:rPr>
